--- a/cikti/gunluk_planlar/GunlukPlan_20260325_6F_Elektriksel_Direnç_v.docx
+++ b/cikti/gunluk_planlar/GunlukPlan_20260325_6F_Elektriksel_Direnç_v.docx
@@ -746,7 +746,7 @@
                 <w:rFonts w:ascii="Arial" w:hAnsi="Arial"/>
                 <w:sz w:val="18"/>
               </w:rPr>
-              <w:t>https://phet.colorado.edu/tr/simulation/electric-circuit-simulation</w:t>
+              <w:t>https://phet.colorado.edu/tr/simulations/build-a-circuit</w:t>
             </w:r>
           </w:p>
         </w:tc>
@@ -814,7 +814,7 @@
                 <w:rFonts w:ascii="Arial" w:hAnsi="Arial"/>
                 <w:sz w:val="18"/>
               </w:rPr>
-              <w:t>Ders kitabı, deney malzemeleri (ampul, direnç, elektrik kaynağı vb.)</w:t>
+              <w:t>Ders kitabı, deney malzemeleri (ampul, pil, tel, vb.)</w:t>
             </w:r>
           </w:p>
         </w:tc>
@@ -960,7 +960,7 @@
                 <w:rFonts w:ascii="Arial" w:hAnsi="Arial"/>
                 <w:sz w:val="18"/>
               </w:rPr>
-              <w:t>Öğrencilere elektrik devresindeki ampulün parlaklığının bağlı olduğu değişkenleri sorma ve fikirlerini paylaşma</w:t>
+              <w:t>Ders kitabının ilgili bölümünü okumak ve elektriksel direncin temel kavramlarını gözden geçirmek</w:t>
             </w:r>
           </w:p>
         </w:tc>
@@ -1010,7 +1010,7 @@
                 <w:rFonts w:ascii="Arial" w:hAnsi="Arial"/>
                 <w:sz w:val="18"/>
               </w:rPr>
-              <w:t>Ders kitabındaki etkinlik 6.3: Ampulün parlaklığını etkileyen faktörler deneyini yapma</w:t>
+              <w:t>Elektrik devresindeki ampulün parlaklığının bağlı olduğu değişkenleri belirlemeye yönelik deney yapma</w:t>
             </w:r>
           </w:p>
         </w:tc>
@@ -1060,7 +1060,7 @@
                 <w:rFonts w:ascii="Arial" w:hAnsi="Arial"/>
                 <w:sz w:val="18"/>
               </w:rPr>
-              <w:t>Ders kitabındaki etkinlik 6.4: Ampulün parlaklığını etkileyen faktörler hakkında sınıf tartışması</w:t>
+              <w:t>Ders kitabındaki etkinlikleri ve soruları kullanarak elektriksel direncin faktörlerini tartışma</w:t>
             </w:r>
           </w:p>
         </w:tc>
@@ -1110,7 +1110,7 @@
                 <w:rFonts w:ascii="Arial" w:hAnsi="Arial"/>
                 <w:sz w:val="18"/>
               </w:rPr>
-              <w:t>Öğrencilere farklı direnç değerlerine sahip elektrik devreleri kurma ve ampulün parlaklığını ölçme</w:t>
+              <w:t>Elektrik devresindeki farklı değişkenlerin ampulün parlaklığına etkisini gözlemleme ve kayıt etme</w:t>
             </w:r>
           </w:p>
         </w:tc>
@@ -1160,7 +1160,7 @@
                 <w:rFonts w:ascii="Arial" w:hAnsi="Arial"/>
                 <w:sz w:val="18"/>
               </w:rPr>
-              <w:t>Ders kitabındaki değerlendirme sorularını çözme ve deney sonuçlarını yansıtma</w:t>
+              <w:t>Deney sonuçlarını değerlendirme ve yansıtma</w:t>
             </w:r>
           </w:p>
         </w:tc>
@@ -1450,7 +1450,7 @@
                 <w:rFonts w:ascii="Arial" w:hAnsi="Arial"/>
                 <w:sz w:val="18"/>
               </w:rPr>
-              <w:t>Ampulün parlaklığını hangi faktörler etkiler? / Elektrik devresindeki direnç nasıl ölçülür? / Ampulün parlaklığını etkileyen faktörler hakkında neler öğrendiniz?</w:t>
+              <w:t>Elektrik devresindeki ampulün parlaklığı hangi değişkenlere bağlıdır? / Elektriksel direncin faktörleri nelerdir? / Deney sonuçlarını nasıl analiz edersiniz?</w:t>
             </w:r>
           </w:p>
         </w:tc>
@@ -1552,7 +1552,7 @@
                 <w:rFonts w:ascii="Arial" w:hAnsi="Arial"/>
                 <w:sz w:val="18"/>
               </w:rPr>
-              <w:t>Öğrencilere elektrik devresindeki ampulün parlaklığını etkileyen faktörler hakkında bir rapor hazırlama</w:t>
+              <w:t>Deney sonuçlarını raporlama</w:t>
             </w:r>
           </w:p>
         </w:tc>
